--- a/documents/Faza 2 - Arhitektura i projektovanje softvera.docx
+++ b/documents/Faza 2 - Arhitektura i projektovanje softvera.docx
@@ -1516,10 +1516,7 @@
         <w:jc w:val="both"/>
       </w:pPr>
       <w:r>
-        <w:rPr>
-          <w:b w:val="0"/>
-        </w:rPr>
-        <w:t>Backend sistema Verta implementiran je kao serverska aplikacija zasnovana na slojevitoj arhitekturi (Clean Architecture) i ASP.NET Core 8 frameworku. Sistem je namijenjen radu u okruženju s više istovremenih korisnika i podržava real-time komunikaciju putem SignalR hub-ova i RabbitMQ message brokera.</w:t>
+        <w:t>Backend sistema Verta implementiran je kao serverska aplikacija zasnovana na slojevitoj arhitekturi (Clean Architecture) i ASP.NET Core 10 frameworku. Sistem je namijenjen radu u okruženju s više istovremenih korisnika i podržava real-time komunikaciju putem SignalR hub-ova i RabbitMQ message brokera.</w:t>
       </w:r>
     </w:p>
     <w:p>
@@ -2445,10 +2442,7 @@
               <w:spacing w:after="0" w:line="240" w:lineRule="auto"/>
             </w:pPr>
             <w:r>
-              <w:rPr>
-                <w:sz w:val="18"/>
-              </w:rPr>
-              <w:t>Servisi, interfejsi repozitorija, DTOovi</w:t>
+              <w:t>Servisi, interfejsi repozitorija, interfejsi repozitorija</w:t>
             </w:r>
           </w:p>
         </w:tc>
@@ -2744,10 +2738,7 @@
         <w:jc w:val="both"/>
       </w:pPr>
       <w:r>
-        <w:rPr>
-          <w:b w:val="0"/>
-        </w:rPr>
-        <w:t>Sistem Verta ima 17 domenskih entiteta organizovanih u pet domena. Svaki entitet sadrži identitet (Id), poslovne atribute i navigacione reference na srodne entitete.</w:t>
+        <w:t>Sistem Verta ima 19 domenskih entiteta organizovanih u pet domena. Svaki entitet sadrži identitet (Id), poslovne atribute i navigacione reference na srodne entitete.</w:t>
       </w:r>
     </w:p>
     <w:p>
@@ -3421,10 +3412,7 @@
               <w:spacing w:after="0" w:line="240" w:lineRule="auto"/>
             </w:pPr>
             <w:r>
-              <w:rPr>
-                <w:sz w:val="18"/>
-              </w:rPr>
-              <w:t>Id, Name, WorkspaceId, OwnerId, WorkItems</w:t>
+              <w:t>Id, Name, WorkspaceId, OwnerId, Sprints, WorkItems, BoardMembers</w:t>
             </w:r>
           </w:p>
         </w:tc>
@@ -3738,10 +3726,7 @@
               <w:spacing w:after="0" w:line="240" w:lineRule="auto"/>
             </w:pPr>
             <w:r>
-              <w:rPr>
-                <w:sz w:val="18"/>
-              </w:rPr>
-              <w:t>Id, Name, Description, Status, Priority, BoardId, CreatedByUserId, AssignedUserId</w:t>
+              <w:t>Id, Name, Description, Status, Priority, BoardId, SprintId, CreatedByUserId, AssignedUserId</w:t>
             </w:r>
           </w:p>
         </w:tc>
@@ -3804,10 +3789,7 @@
               <w:spacing w:after="0" w:line="240" w:lineRule="auto"/>
             </w:pPr>
             <w:r>
-              <w:rPr>
-                <w:sz w:val="18"/>
-              </w:rPr>
-              <w:t>Id, Name, Description, Status, WorkItemId, UserId</w:t>
+              <w:t>Id, Name, Description, Status, Priority, WorkItemId, UserId, AssignedUserId</w:t>
             </w:r>
           </w:p>
         </w:tc>
@@ -3873,10 +3855,7 @@
               <w:spacing w:after="0" w:line="240" w:lineRule="auto"/>
             </w:pPr>
             <w:r>
-              <w:rPr>
-                <w:sz w:val="18"/>
-              </w:rPr>
-              <w:t>Id, Content, WorkItemId, UserId, CreatedAt, UpdatedAt</w:t>
+              <w:t>Id, Content, WorkItemId, SubWorkItemId, UserId, CreatedAt, UpdatedAt</w:t>
             </w:r>
           </w:p>
         </w:tc>
@@ -3939,10 +3918,7 @@
               <w:spacing w:after="0" w:line="240" w:lineRule="auto"/>
             </w:pPr>
             <w:r>
-              <w:rPr>
-                <w:sz w:val="18"/>
-              </w:rPr>
-              <w:t>Id, WorkItemId, FileName, FileType, FileSize, FileUrl, FileThumbnailUrl</w:t>
+              <w:t>Id, WorkItemId, SubWorkItemId, FileName, FileType, FileSize, FileUrl, FileThumbnailUrl</w:t>
             </w:r>
           </w:p>
         </w:tc>
@@ -5671,10 +5647,7 @@
         <w:jc w:val="both"/>
       </w:pPr>
       <w:r>
-        <w:rPr>
-          <w:b w:val="0"/>
-        </w:rPr>
-        <w:t>Persistence model definišu C# klase entiteta i EF Core konfiguracija unutar AppDbContext-a. Sistem Verta koristi PostgreSQL kao jedinu bazu podataka, a EF Core 9 (Npgsql provider) kao ORM framework s Code First pristupom migracija.</w:t>
+        <w:t>Persistence model definišu C# klase entiteta i EF Core konfiguracija unutar AppDbContext-a. Sistem Verta koristi PostgreSQL kao jedinu bazu podataka, a EF Core 10 (Npgsql provider) kao ORM framework s Code First pristupom migracija.</w:t>
       </w:r>
     </w:p>
     <w:p>
@@ -8111,10 +8084,7 @@
         <w:jc w:val="both"/>
       </w:pPr>
       <w:r>
-        <w:rPr>
-          <w:b w:val="0"/>
-        </w:rPr>
-        <w:t>Sistem koristi EF Core Code First migracije za upravljanje semom baze podataka. Svaka promjena domenskog modela generiše novu migraciju koja se primjenjuje na bazu pri pokretanju aplikacije. Sistem trenutno broji 20 migracija:</w:t>
+        <w:t>Sistem koristi EF Core Code First migracije za upravljanje semom baze podataka. Svaka promjena domenskog modela generiše novu migraciju koja se primjenjuje na bazu pri pokretanju aplikacije. Sistem trenutno broji 28 migracija:</w:t>
       </w:r>
     </w:p>
     <w:tbl>
@@ -9188,10 +9158,23 @@
               <w:spacing w:after="0" w:line="240" w:lineRule="auto"/>
             </w:pPr>
             <w:r>
-              <w:rPr>
-                <w:sz w:val="18"/>
-              </w:rPr>
               <w:t>AddWorkspaceOwnerUniqueIndex</w:t>
+              <w:br/>
+              <w:t>AddSprint — tabela sprints; AddBoardMember — board_members; ExtendSubWorkItemFields — Priority/AssignedUserId na sub_work_items; ssaass/novamigr — prazne migracije.AddSprint</w:t>
+              <w:br/>
+              <w:t>Tabela sprints i SprintId na work_items</w:t>
+              <w:br/>
+              <w:t>AddBoardMember</w:t>
+              <w:br/>
+              <w:t>Tabela board_members za guest pristup</w:t>
+              <w:br/>
+              <w:t>ExtendSubWorkItemFields</w:t>
+              <w:br/>
+              <w:t>Priority i AssignedUserId na sub_work_items</w:t>
+              <w:br/>
+              <w:t>ssaass / novamigr</w:t>
+              <w:br/>
+              <w:t>Prazne no-op migracije (higijena u planu)</w:t>
             </w:r>
           </w:p>
         </w:tc>
@@ -9864,10 +9847,7 @@
         <w:jc w:val="both"/>
       </w:pPr>
       <w:r>
-        <w:rPr>
-          <w:b w:val="0"/>
-        </w:rPr>
-        <w:t>Svaki entitet koji zahtijeva domenske upite ima vlastiti specijalizovani interfejs koji nasljeđuje IGenericRepository&lt;T&gt;. Sistem ima ukupno 17 repozitorijskih interfejsa:</w:t>
+        <w:t>Svaki entitet koji zahtijeva domenske upite ima vlastiti specijalizovani interfejs koji nasljeđuje IGenericRepository&lt;T&gt;. Sistem ima ukupno 20 repozitorijskih interfejsa:</w:t>
       </w:r>
     </w:p>
     <w:tbl>
@@ -11451,10 +11431,7 @@
         <w:jc w:val="both"/>
       </w:pPr>
       <w:r>
-        <w:rPr>
-          <w:b w:val="0"/>
-        </w:rPr>
-        <w:t>Code First pristup migracijama (20 migracija) osigurava da je shema baze podataka uvijek u sinhronizaciji s domenskim modelom i da su sve izmjene praćene i reverzibilne. Sistem je spreman za dalji razvoj: dodavanje novih entiteta, proširenje chat sistema i implementaciju SignalRDomainEventObserver-a za broadcast domenskih događaja.</w:t>
+        <w:t>Code First pristup migracijama (28 migracija) osigurava da je shema baze podataka uvijek u sinhronizaciji s domenskim modelom i da su sve izmjene praćene i reverzibilne. Sistem je spreman za dalji razvoj: dodavanje novih entiteta, proširenje chat sistema i implementaciju SignalRDomainEventObserver-a za broadcast domenskih događaja.</w:t>
       </w:r>
     </w:p>
     <w:sectPr>
